--- a/media/F2111/form_template/dg/静态测试环境说明.docx
+++ b/media/F2111/form_template/dg/静态测试环境说明.docx
@@ -742,14 +742,13 @@
           <w:szCs w:val="24"/>
         </w:rPr>
       </w:pPr>
-      <w:bookmarkStart w:id="0" w:name="_Hlk183444429"/>
       <w:r>
         <w:rPr>
           <w:rFonts w:hint="eastAsia"/>
           <w:sz w:val="24"/>
           <w:szCs w:val="24"/>
         </w:rPr>
-        <w:t>静态</w:t>
+        <w:t>本次测试的静态环境包括：静态测试工具、测试计算机、被测软件源代码和被测文档。测试工具安装在测试计算机上，被测软件源代码拷贝到测试计算机进行静态测试，详见</w:t>
       </w:r>
       <w:r>
         <w:rPr>
@@ -757,7 +756,7 @@
           <w:sz w:val="24"/>
           <w:szCs w:val="24"/>
         </w:rPr>
-        <w:t>测试</w:t>
+        <w:t>下图所示</w:t>
       </w:r>
       <w:r>
         <w:rPr>
@@ -765,73 +764,152 @@
           <w:sz w:val="24"/>
           <w:szCs w:val="24"/>
         </w:rPr>
-        <w:t>环境由</w:t>
+        <w:t>。</w:t>
       </w:r>
-      <w:r>
+    </w:p>
+    <w:p>
+      <w:pPr>
+        <w:spacing w:line="360" w:lineRule="auto"/>
+        <w:jc w:val="center"/>
         <w:rPr>
           <w:rFonts w:hint="eastAsia"/>
           <w:sz w:val="24"/>
           <w:szCs w:val="24"/>
         </w:rPr>
+      </w:pPr>
+      <w:r>
+        <w:rPr>
+          <w:sz w:val="24"/>
+          <w:szCs w:val="24"/>
+        </w:rPr>
+        <w:drawing>
+          <wp:inline distT="0" distB="0" distL="0" distR="0" wp14:anchorId="2139BC7D" wp14:editId="3F00D57C">
+            <wp:extent cx="1032933" cy="899302"/>
+            <wp:effectExtent l="0" t="0" r="0" b="0"/>
+            <wp:docPr id="876661255" name="图片 1"/>
+            <wp:cNvGraphicFramePr>
+              <a:graphicFrameLocks xmlns:a="http://schemas.openxmlformats.org/drawingml/2006/main" noChangeAspect="1"/>
+            </wp:cNvGraphicFramePr>
+            <a:graphic xmlns:a="http://schemas.openxmlformats.org/drawingml/2006/main">
+              <a:graphicData uri="http://schemas.openxmlformats.org/drawingml/2006/picture">
+                <pic:pic xmlns:pic="http://schemas.openxmlformats.org/drawingml/2006/picture">
+                  <pic:nvPicPr>
+                    <pic:cNvPr id="876661255" name=""/>
+                    <pic:cNvPicPr/>
+                  </pic:nvPicPr>
+                  <pic:blipFill>
+                    <a:blip r:embed="rId8"/>
+                    <a:stretch>
+                      <a:fillRect/>
+                    </a:stretch>
+                  </pic:blipFill>
+                  <pic:spPr>
+                    <a:xfrm>
+                      <a:off x="0" y="0"/>
+                      <a:ext cx="1039534" cy="905049"/>
+                    </a:xfrm>
+                    <a:prstGeom prst="rect">
+                      <a:avLst/>
+                    </a:prstGeom>
+                  </pic:spPr>
+                </pic:pic>
+              </a:graphicData>
+            </a:graphic>
+          </wp:inline>
+        </w:drawing>
+      </w:r>
+    </w:p>
+    <w:p>
+      <w:pPr>
+        <w:spacing w:line="360" w:lineRule="auto"/>
+        <w:jc w:val="center"/>
+        <w:rPr>
+          <w:rFonts w:ascii="黑体" w:eastAsia="黑体" w:hAnsi="黑体"/>
+          <w:sz w:val="24"/>
+          <w:szCs w:val="24"/>
+        </w:rPr>
+      </w:pPr>
+      <w:r>
+        <w:rPr>
+          <w:rFonts w:ascii="黑体" w:eastAsia="黑体" w:hAnsi="黑体"/>
+        </w:rPr>
+        <w:t>图</w:t>
+      </w:r>
+      <w:r>
+        <w:rPr>
+          <w:rFonts w:ascii="黑体" w:eastAsia="黑体" w:hAnsi="黑体"/>
+        </w:rPr>
+        <w:fldChar w:fldCharType="begin"/>
+      </w:r>
+      <w:r>
+        <w:rPr>
+          <w:rFonts w:ascii="黑体" w:eastAsia="黑体" w:hAnsi="黑体"/>
+        </w:rPr>
+        <w:instrText xml:space="preserve"> STYLEREF 1 \s </w:instrText>
+      </w:r>
+      <w:r>
+        <w:rPr>
+          <w:rFonts w:ascii="黑体" w:eastAsia="黑体" w:hAnsi="黑体"/>
+        </w:rPr>
+        <w:fldChar w:fldCharType="separate"/>
+      </w:r>
+      <w:r>
+        <w:rPr>
+          <w:rFonts w:ascii="黑体" w:eastAsia="黑体" w:hAnsi="黑体"/>
+          <w:noProof/>
+        </w:rPr>
+        <w:t>5</w:t>
+      </w:r>
+      <w:r>
+        <w:rPr>
+          <w:rFonts w:ascii="黑体" w:eastAsia="黑体" w:hAnsi="黑体"/>
+        </w:rPr>
+        <w:fldChar w:fldCharType="end"/>
+      </w:r>
+      <w:r>
+        <w:rPr>
+          <w:rFonts w:ascii="黑体" w:eastAsia="黑体" w:hAnsi="黑体"/>
+        </w:rPr>
+        <w:noBreakHyphen/>
+      </w:r>
+      <w:r>
+        <w:rPr>
+          <w:rFonts w:ascii="黑体" w:eastAsia="黑体" w:hAnsi="黑体"/>
+        </w:rPr>
+        <w:fldChar w:fldCharType="begin"/>
+      </w:r>
+      <w:r>
+        <w:rPr>
+          <w:rFonts w:ascii="黑体" w:eastAsia="黑体" w:hAnsi="黑体"/>
+        </w:rPr>
+        <w:instrText xml:space="preserve"> SEQ 图 \* ARABIC \s 1 </w:instrText>
+      </w:r>
+      <w:r>
+        <w:rPr>
+          <w:rFonts w:ascii="黑体" w:eastAsia="黑体" w:hAnsi="黑体"/>
+        </w:rPr>
+        <w:fldChar w:fldCharType="separate"/>
+      </w:r>
+      <w:r>
+        <w:rPr>
+          <w:rFonts w:ascii="黑体" w:eastAsia="黑体" w:hAnsi="黑体"/>
+          <w:noProof/>
+        </w:rPr>
         <w:t>1</w:t>
       </w:r>
       <w:r>
         <w:rPr>
-          <w:rFonts w:hint="eastAsia"/>
-          <w:sz w:val="24"/>
-          <w:szCs w:val="24"/>
+          <w:rFonts w:ascii="黑体" w:eastAsia="黑体" w:hAnsi="黑体"/>
         </w:rPr>
-        <w:t>台测试计算机组成，测试计算机部署了</w:t>
+        <w:fldChar w:fldCharType="end"/>
       </w:r>
       <w:r>
         <w:rPr>
-          <w:rFonts w:hint="eastAsia"/>
-          <w:sz w:val="24"/>
-          <w:szCs w:val="24"/>
+          <w:rFonts w:ascii="黑体" w:eastAsia="黑体" w:hAnsi="黑体" w:hint="eastAsia"/>
+          <w:szCs w:val="21"/>
         </w:rPr>
-        <w:t>Klocwork</w:t>
+        <w:t>静态测试环境示意图</w:t>
       </w:r>
-      <w:r>
-        <w:rPr>
-          <w:rFonts w:hint="eastAsia"/>
-          <w:sz w:val="24"/>
-          <w:szCs w:val="24"/>
-        </w:rPr>
-        <w:t>、</w:t>
-      </w:r>
-      <w:r>
-        <w:rPr>
-          <w:rFonts w:hint="eastAsia"/>
-          <w:sz w:val="24"/>
-          <w:szCs w:val="24"/>
-        </w:rPr>
-        <w:t>Understand</w:t>
-      </w:r>
-      <w:r>
-        <w:rPr>
-          <w:rFonts w:hint="eastAsia"/>
-          <w:sz w:val="24"/>
-          <w:szCs w:val="24"/>
-        </w:rPr>
-        <w:t>、</w:t>
-      </w:r>
-      <w:r>
-        <w:rPr>
-          <w:rFonts w:hint="eastAsia"/>
-          <w:sz w:val="24"/>
-          <w:szCs w:val="24"/>
-        </w:rPr>
-        <w:t>Testbed</w:t>
-      </w:r>
-      <w:r>
-        <w:rPr>
-          <w:rFonts w:hint="eastAsia"/>
-          <w:sz w:val="24"/>
-          <w:szCs w:val="24"/>
-        </w:rPr>
-        <w:t>等软件，对被测软件文档、源代码开展文档审查、静态分析、代码审查、代码走查等静态测试。</w:t>
-      </w:r>
-      <w:bookmarkEnd w:id="0"/>
     </w:p>
     <w:p>
       <w:pPr>
@@ -859,8 +937,8 @@
       </w:pPr>
     </w:p>
     <w:sectPr>
-      <w:headerReference w:type="even" r:id="rId8"/>
-      <w:footerReference w:type="even" r:id="rId9"/>
+      <w:headerReference w:type="even" r:id="rId9"/>
+      <w:footerReference w:type="even" r:id="rId10"/>
       <w:type w:val="nextColumn"/>
       <w:pgSz w:w="11906" w:h="16838" w:code="9"/>
       <w:pgMar w:top="1418" w:right="1418" w:bottom="1418" w:left="1418" w:header="851" w:footer="992" w:gutter="0"/>
